--- a/public/assets/files/niestacjonarne/SPR.docx
+++ b/public/assets/files/niestacjonarne/SPR.docx
@@ -523,6 +523,7 @@
                 <w:i w:val="0"/>
                 <w:sz w:val="22"/>
               </w:rPr>
+              <w:t>I</w:t>
             </w:r>
           </w:p>
         </w:tc>
@@ -560,6 +561,7 @@
                 <w:i w:val="0"/>
                 <w:sz w:val="22"/>
               </w:rPr>
+              <w:t>obligatoryjny</w:t>
             </w:r>
           </w:p>
         </w:tc>

--- a/public/assets/files/niestacjonarne/SPR.docx
+++ b/public/assets/files/niestacjonarne/SPR.docx
@@ -1156,6 +1156,7 @@
                 <w:i w:val="0"/>
                 <w:sz w:val="22"/>
               </w:rPr>
+              <w:t>Samodzielna praca nad projektami prototypowania; implementacja prototypów z użyciem wybranych technologii; przygotowanie prezentacji i obrony projektu.</w:t>
             </w:r>
           </w:p>
         </w:tc>
@@ -1266,7 +1267,97 @@
           <w:tcPr>
             <w:tcW w:type="dxa" w:w="9972"/>
           </w:tcPr>
-          <w:p/>
+          <w:p>
+            <w:pPr>
+              <w:spacing w:before="20" w:after="20"/>
+            </w:pPr>
+            <w:r>
+              <w:rPr>
+                <w:rFonts w:ascii="Aptos" w:hAnsi="Aptos"/>
+                <w:b/>
+                <w:sz w:val="22"/>
+              </w:rPr>
+              <w:t>Wykład:</w:t>
+            </w:r>
+          </w:p>
+          <w:p>
+            <w:pPr>
+              <w:spacing w:before="20" w:after="20"/>
+            </w:pPr>
+            <w:r>
+              <w:rPr>
+                <w:rFonts w:ascii="Aptos" w:hAnsi="Aptos"/>
+                <w:b w:val="0"/>
+                <w:sz w:val="22"/>
+              </w:rPr>
+              <w:t>• wykład z prezentacją multimedialną</w:t>
+            </w:r>
+          </w:p>
+          <w:p>
+            <w:pPr>
+              <w:spacing w:before="20" w:after="20"/>
+            </w:pPr>
+            <w:r>
+              <w:rPr>
+                <w:rFonts w:ascii="Aptos" w:hAnsi="Aptos"/>
+                <w:b w:val="0"/>
+                <w:sz w:val="22"/>
+              </w:rPr>
+              <w:t>• wykład z prezentacją oprogramowania</w:t>
+            </w:r>
+          </w:p>
+          <w:p>
+            <w:pPr>
+              <w:spacing w:before="20" w:after="20"/>
+            </w:pPr>
+            <w:r>
+              <w:rPr>
+                <w:rFonts w:ascii="Aptos" w:hAnsi="Aptos"/>
+                <w:b/>
+                <w:sz w:val="22"/>
+              </w:rPr>
+              <w:t>Ćwiczenia / Laboratorium:</w:t>
+            </w:r>
+          </w:p>
+          <w:p>
+            <w:pPr>
+              <w:spacing w:before="20" w:after="20"/>
+            </w:pPr>
+            <w:r>
+              <w:rPr>
+                <w:rFonts w:ascii="Aptos" w:hAnsi="Aptos"/>
+                <w:b w:val="0"/>
+                <w:sz w:val="22"/>
+              </w:rPr>
+              <w:t>• metoda projektów (projekt praktyczny)</w:t>
+            </w:r>
+          </w:p>
+          <w:p>
+            <w:pPr>
+              <w:spacing w:before="20" w:after="20"/>
+            </w:pPr>
+            <w:r>
+              <w:rPr>
+                <w:rFonts w:ascii="Aptos" w:hAnsi="Aptos"/>
+                <w:b w:val="0"/>
+                <w:sz w:val="22"/>
+              </w:rPr>
+              <w:t>• warsztaty</w:t>
+            </w:r>
+          </w:p>
+          <w:p>
+            <w:pPr>
+              <w:spacing w:before="20" w:after="20"/>
+            </w:pPr>
+            <w:r>
+              <w:rPr>
+                <w:rFonts w:ascii="Aptos" w:hAnsi="Aptos"/>
+                <w:b w:val="0"/>
+                <w:sz w:val="22"/>
+              </w:rPr>
+              <w:t>• rozwiązywanie zadań</w:t>
+            </w:r>
+          </w:p>
         </w:tc>
       </w:tr>
     </w:tbl>
@@ -1515,57 +1606,10 @@
             <w:r>
               <w:rPr>
                 <w:rFonts w:ascii="Aptos" w:hAnsi="Aptos"/>
-                <w:sz w:val="22"/>
-              </w:rPr>
-              <w:t>1. rozwiązywanie zadań</w:t>
-            </w:r>
-          </w:p>
-          <w:p>
-            <w:pPr>
-              <w:spacing w:before="20" w:after="20"/>
-            </w:pPr>
-            <w:r>
-              <w:rPr>
-                <w:rFonts w:ascii="Aptos" w:hAnsi="Aptos"/>
-                <w:sz w:val="22"/>
-              </w:rPr>
-              <w:t>2. warsztaty</w:t>
-            </w:r>
-          </w:p>
-          <w:p>
-            <w:pPr>
-              <w:spacing w:before="20" w:after="20"/>
-            </w:pPr>
-            <w:r>
-              <w:rPr>
-                <w:rFonts w:ascii="Aptos" w:hAnsi="Aptos"/>
-                <w:sz w:val="22"/>
-              </w:rPr>
-              <w:t>3. Kryteria oceny</w:t>
-            </w:r>
-          </w:p>
-          <w:p>
-            <w:pPr>
-              <w:spacing w:before="20" w:after="20"/>
-            </w:pPr>
-            <w:r>
-              <w:rPr>
-                <w:rFonts w:ascii="Aptos" w:hAnsi="Aptos"/>
-                <w:sz w:val="22"/>
-              </w:rPr>
-              <w:t>4. prezentacja mini-projektu</w:t>
-            </w:r>
-          </w:p>
-          <w:p>
-            <w:pPr>
-              <w:spacing w:before="20" w:after="20"/>
-            </w:pPr>
-            <w:r>
-              <w:rPr>
-                <w:rFonts w:ascii="Aptos" w:hAnsi="Aptos"/>
-                <w:sz w:val="22"/>
-              </w:rPr>
-              <w:t>5. obrona projektu</w:t>
+                <w:b w:val="0"/>
+                <w:i w:val="0"/>
+                <w:sz w:val="22"/>
+              </w:rPr>
             </w:r>
           </w:p>
         </w:tc>
@@ -1582,55 +1626,19 @@
                 <w:rFonts w:ascii="Aptos" w:hAnsi="Aptos"/>
                 <w:sz w:val="22"/>
               </w:rPr>
-              <w:t>1. rozwiązywanie zadań</w:t>
-            </w:r>
-          </w:p>
-          <w:p>
-            <w:pPr>
-              <w:spacing w:before="20" w:after="20"/>
-            </w:pPr>
-            <w:r>
-              <w:rPr>
-                <w:rFonts w:ascii="Aptos" w:hAnsi="Aptos"/>
-                <w:sz w:val="22"/>
-              </w:rPr>
-              <w:t>2. warsztaty</w:t>
-            </w:r>
-          </w:p>
-          <w:p>
-            <w:pPr>
-              <w:spacing w:before="20" w:after="20"/>
-            </w:pPr>
-            <w:r>
-              <w:rPr>
-                <w:rFonts w:ascii="Aptos" w:hAnsi="Aptos"/>
-                <w:sz w:val="22"/>
-              </w:rPr>
-              <w:t>3. Kryteria oceny</w:t>
-            </w:r>
-          </w:p>
-          <w:p>
-            <w:pPr>
-              <w:spacing w:before="20" w:after="20"/>
-            </w:pPr>
-            <w:r>
-              <w:rPr>
-                <w:rFonts w:ascii="Aptos" w:hAnsi="Aptos"/>
-                <w:sz w:val="22"/>
-              </w:rPr>
-              <w:t>4. prezentacja mini-projektu</w:t>
-            </w:r>
-          </w:p>
-          <w:p>
-            <w:pPr>
-              <w:spacing w:before="20" w:after="20"/>
-            </w:pPr>
-            <w:r>
-              <w:rPr>
-                <w:rFonts w:ascii="Aptos" w:hAnsi="Aptos"/>
-                <w:sz w:val="22"/>
-              </w:rPr>
-              <w:t>5. obrona projektu</w:t>
+              <w:t>1. prezentacja mini-projektu</w:t>
+            </w:r>
+          </w:p>
+          <w:p>
+            <w:pPr>
+              <w:spacing w:before="20" w:after="20"/>
+            </w:pPr>
+            <w:r>
+              <w:rPr>
+                <w:rFonts w:ascii="Aptos" w:hAnsi="Aptos"/>
+                <w:sz w:val="22"/>
+              </w:rPr>
+              <w:t>2. obrona projektu</w:t>
             </w:r>
           </w:p>
         </w:tc>
@@ -2859,7 +2867,7 @@
                 <w:i w:val="0"/>
                 <w:sz w:val="22"/>
               </w:rPr>
-              <w:t>rozwiązywanie zadań; warsztaty; Kryteria oceny; prezentacja mini-projektu; obrona projektu</w:t>
+              <w:t>prezentacja mini-projektu; obrona projektu</w:t>
             </w:r>
           </w:p>
         </w:tc>
@@ -2917,7 +2925,7 @@
                 <w:i w:val="0"/>
                 <w:sz w:val="22"/>
               </w:rPr>
-              <w:t>rozwiązywanie zadań; warsztaty; Kryteria oceny; prezentacja mini-projektu; obrona projektu</w:t>
+              <w:t>prezentacja mini-projektu; obrona projektu</w:t>
             </w:r>
           </w:p>
         </w:tc>
@@ -2975,7 +2983,7 @@
                 <w:i w:val="0"/>
                 <w:sz w:val="22"/>
               </w:rPr>
-              <w:t>rozwiązywanie zadań; warsztaty; Kryteria oceny; prezentacja mini-projektu; obrona projektu</w:t>
+              <w:t>prezentacja mini-projektu; obrona projektu</w:t>
             </w:r>
           </w:p>
         </w:tc>
@@ -3033,7 +3041,7 @@
                 <w:i w:val="0"/>
                 <w:sz w:val="22"/>
               </w:rPr>
-              <w:t>rozwiązywanie zadań; warsztaty; Kryteria oceny; prezentacja mini-projektu; obrona projektu</w:t>
+              <w:t>prezentacja mini-projektu; obrona projektu</w:t>
             </w:r>
           </w:p>
         </w:tc>
@@ -3091,7 +3099,7 @@
                 <w:i w:val="0"/>
                 <w:sz w:val="22"/>
               </w:rPr>
-              <w:t>rozwiązywanie zadań; warsztaty; Kryteria oceny; prezentacja mini-projektu; obrona projektu</w:t>
+              <w:t>prezentacja mini-projektu; obrona projektu</w:t>
             </w:r>
           </w:p>
         </w:tc>
@@ -3149,7 +3157,7 @@
                 <w:i w:val="0"/>
                 <w:sz w:val="22"/>
               </w:rPr>
-              <w:t>rozwiązywanie zadań; warsztaty; Kryteria oceny; prezentacja mini-projektu; obrona projektu</w:t>
+              <w:t>prezentacja mini-projektu; obrona projektu</w:t>
             </w:r>
           </w:p>
         </w:tc>
@@ -3207,7 +3215,7 @@
                 <w:i w:val="0"/>
                 <w:sz w:val="22"/>
               </w:rPr>
-              <w:t>rozwiązywanie zadań; warsztaty; Kryteria oceny; prezentacja mini-projektu; obrona projektu</w:t>
+              <w:t>prezentacja mini-projektu; obrona projektu</w:t>
             </w:r>
           </w:p>
         </w:tc>
@@ -3265,7 +3273,7 @@
                 <w:i w:val="0"/>
                 <w:sz w:val="22"/>
               </w:rPr>
-              <w:t>rozwiązywanie zadań; warsztaty; Kryteria oceny; prezentacja mini-projektu; obrona projektu</w:t>
+              <w:t>prezentacja mini-projektu; obrona projektu</w:t>
             </w:r>
           </w:p>
         </w:tc>
@@ -3323,7 +3331,7 @@
                 <w:i w:val="0"/>
                 <w:sz w:val="22"/>
               </w:rPr>
-              <w:t>rozwiązywanie zadań; warsztaty; Kryteria oceny; prezentacja mini-projektu; obrona projektu</w:t>
+              <w:t>prezentacja mini-projektu; obrona projektu</w:t>
             </w:r>
           </w:p>
         </w:tc>
@@ -3381,7 +3389,7 @@
                 <w:i w:val="0"/>
                 <w:sz w:val="22"/>
               </w:rPr>
-              <w:t>rozwiązywanie zadań; warsztaty; Kryteria oceny; prezentacja mini-projektu; obrona projektu</w:t>
+              <w:t>prezentacja mini-projektu; obrona projektu</w:t>
             </w:r>
           </w:p>
         </w:tc>
@@ -3439,7 +3447,7 @@
                 <w:i w:val="0"/>
                 <w:sz w:val="22"/>
               </w:rPr>
-              <w:t>rozwiązywanie zadań; warsztaty; Kryteria oceny; prezentacja mini-projektu; obrona projektu</w:t>
+              <w:t>prezentacja mini-projektu; obrona projektu</w:t>
             </w:r>
           </w:p>
         </w:tc>
@@ -3497,7 +3505,7 @@
                 <w:i w:val="0"/>
                 <w:sz w:val="22"/>
               </w:rPr>
-              <w:t>rozwiązywanie zadań; warsztaty; Kryteria oceny; prezentacja mini-projektu; obrona projektu</w:t>
+              <w:t>prezentacja mini-projektu; obrona projektu</w:t>
             </w:r>
           </w:p>
         </w:tc>
@@ -3555,7 +3563,7 @@
                 <w:i w:val="0"/>
                 <w:sz w:val="22"/>
               </w:rPr>
-              <w:t>rozwiązywanie zadań; warsztaty; Kryteria oceny; prezentacja mini-projektu; obrona projektu</w:t>
+              <w:t>prezentacja mini-projektu; obrona projektu</w:t>
             </w:r>
           </w:p>
         </w:tc>
@@ -3613,7 +3621,7 @@
                 <w:i w:val="0"/>
                 <w:sz w:val="22"/>
               </w:rPr>
-              <w:t>rozwiązywanie zadań; warsztaty; Kryteria oceny; prezentacja mini-projektu; obrona projektu</w:t>
+              <w:t>prezentacja mini-projektu; obrona projektu</w:t>
             </w:r>
           </w:p>
         </w:tc>
@@ -3671,7 +3679,7 @@
                 <w:i w:val="0"/>
                 <w:sz w:val="22"/>
               </w:rPr>
-              <w:t>rozwiązywanie zadań; warsztaty; Kryteria oceny; prezentacja mini-projektu; obrona projektu</w:t>
+              <w:t>prezentacja mini-projektu; obrona projektu</w:t>
             </w:r>
           </w:p>
         </w:tc>
@@ -3729,7 +3737,7 @@
                 <w:i w:val="0"/>
                 <w:sz w:val="22"/>
               </w:rPr>
-              <w:t>rozwiązywanie zadań; warsztaty; Kryteria oceny; prezentacja mini-projektu; obrona projektu</w:t>
+              <w:t>prezentacja mini-projektu; obrona projektu</w:t>
             </w:r>
           </w:p>
         </w:tc>
@@ -3787,7 +3795,7 @@
                 <w:i w:val="0"/>
                 <w:sz w:val="22"/>
               </w:rPr>
-              <w:t>rozwiązywanie zadań; warsztaty; Kryteria oceny; prezentacja mini-projektu; obrona projektu</w:t>
+              <w:t>prezentacja mini-projektu; obrona projektu</w:t>
             </w:r>
           </w:p>
         </w:tc>
@@ -3845,7 +3853,7 @@
                 <w:i w:val="0"/>
                 <w:sz w:val="22"/>
               </w:rPr>
-              <w:t>rozwiązywanie zadań; warsztaty; Kryteria oceny; prezentacja mini-projektu; obrona projektu</w:t>
+              <w:t>prezentacja mini-projektu; obrona projektu</w:t>
             </w:r>
           </w:p>
         </w:tc>
@@ -3903,7 +3911,7 @@
                 <w:i w:val="0"/>
                 <w:sz w:val="22"/>
               </w:rPr>
-              <w:t>rozwiązywanie zadań; warsztaty; Kryteria oceny; prezentacja mini-projektu; obrona projektu</w:t>
+              <w:t>prezentacja mini-projektu; obrona projektu</w:t>
             </w:r>
           </w:p>
         </w:tc>
@@ -3961,7 +3969,7 @@
                 <w:i w:val="0"/>
                 <w:sz w:val="22"/>
               </w:rPr>
-              <w:t>rozwiązywanie zadań; warsztaty; Kryteria oceny; prezentacja mini-projektu; obrona projektu</w:t>
+              <w:t>prezentacja mini-projektu; obrona projektu</w:t>
             </w:r>
           </w:p>
         </w:tc>
@@ -4019,7 +4027,7 @@
                 <w:i w:val="0"/>
                 <w:sz w:val="22"/>
               </w:rPr>
-              <w:t>rozwiązywanie zadań; warsztaty; Kryteria oceny; prezentacja mini-projektu; obrona projektu</w:t>
+              <w:t>prezentacja mini-projektu; obrona projektu</w:t>
             </w:r>
           </w:p>
         </w:tc>
@@ -4077,7 +4085,7 @@
                 <w:i w:val="0"/>
                 <w:sz w:val="22"/>
               </w:rPr>
-              <w:t>rozwiązywanie zadań; warsztaty; Kryteria oceny; prezentacja mini-projektu; obrona projektu</w:t>
+              <w:t>prezentacja mini-projektu; obrona projektu</w:t>
             </w:r>
           </w:p>
         </w:tc>
@@ -4135,7 +4143,7 @@
                 <w:i w:val="0"/>
                 <w:sz w:val="22"/>
               </w:rPr>
-              <w:t>rozwiązywanie zadań; warsztaty; Kryteria oceny; prezentacja mini-projektu; obrona projektu</w:t>
+              <w:t>prezentacja mini-projektu; obrona projektu</w:t>
             </w:r>
           </w:p>
         </w:tc>
@@ -4193,7 +4201,7 @@
                 <w:i w:val="0"/>
                 <w:sz w:val="22"/>
               </w:rPr>
-              <w:t>rozwiązywanie zadań; warsztaty; Kryteria oceny; prezentacja mini-projektu; obrona projektu</w:t>
+              <w:t>prezentacja mini-projektu; obrona projektu</w:t>
             </w:r>
           </w:p>
         </w:tc>
@@ -4251,7 +4259,7 @@
                 <w:i w:val="0"/>
                 <w:sz w:val="22"/>
               </w:rPr>
-              <w:t>rozwiązywanie zadań; warsztaty; Kryteria oceny; prezentacja mini-projektu; obrona projektu</w:t>
+              <w:t>prezentacja mini-projektu; obrona projektu</w:t>
             </w:r>
           </w:p>
         </w:tc>
@@ -4309,7 +4317,7 @@
                 <w:i w:val="0"/>
                 <w:sz w:val="22"/>
               </w:rPr>
-              <w:t>rozwiązywanie zadań; warsztaty; Kryteria oceny; prezentacja mini-projektu; obrona projektu</w:t>
+              <w:t>prezentacja mini-projektu; obrona projektu</w:t>
             </w:r>
           </w:p>
         </w:tc>
@@ -4367,7 +4375,7 @@
                 <w:i w:val="0"/>
                 <w:sz w:val="22"/>
               </w:rPr>
-              <w:t>rozwiązywanie zadań; warsztaty; Kryteria oceny; prezentacja mini-projektu; obrona projektu</w:t>
+              <w:t>prezentacja mini-projektu; obrona projektu</w:t>
             </w:r>
           </w:p>
         </w:tc>
@@ -4425,7 +4433,7 @@
                 <w:i w:val="0"/>
                 <w:sz w:val="22"/>
               </w:rPr>
-              <w:t>rozwiązywanie zadań; warsztaty; Kryteria oceny; prezentacja mini-projektu; obrona projektu</w:t>
+              <w:t>prezentacja mini-projektu; obrona projektu</w:t>
             </w:r>
           </w:p>
         </w:tc>
@@ -4483,7 +4491,7 @@
                 <w:i w:val="0"/>
                 <w:sz w:val="22"/>
               </w:rPr>
-              <w:t>rozwiązywanie zadań; warsztaty; Kryteria oceny; prezentacja mini-projektu; obrona projektu</w:t>
+              <w:t>prezentacja mini-projektu; obrona projektu</w:t>
             </w:r>
           </w:p>
         </w:tc>
@@ -4541,7 +4549,7 @@
                 <w:i w:val="0"/>
                 <w:sz w:val="22"/>
               </w:rPr>
-              <w:t>rozwiązywanie zadań; warsztaty; Kryteria oceny; prezentacja mini-projektu; obrona projektu</w:t>
+              <w:t>prezentacja mini-projektu; obrona projektu</w:t>
             </w:r>
           </w:p>
         </w:tc>
@@ -4599,7 +4607,7 @@
                 <w:i w:val="0"/>
                 <w:sz w:val="22"/>
               </w:rPr>
-              <w:t>rozwiązywanie zadań; warsztaty; Kryteria oceny; prezentacja mini-projektu; obrona projektu</w:t>
+              <w:t>prezentacja mini-projektu; obrona projektu</w:t>
             </w:r>
           </w:p>
         </w:tc>
@@ -4657,7 +4665,7 @@
                 <w:i w:val="0"/>
                 <w:sz w:val="22"/>
               </w:rPr>
-              <w:t>rozwiązywanie zadań; warsztaty; Kryteria oceny; prezentacja mini-projektu; obrona projektu</w:t>
+              <w:t>prezentacja mini-projektu; obrona projektu</w:t>
             </w:r>
           </w:p>
         </w:tc>
@@ -4715,7 +4723,7 @@
                 <w:i w:val="0"/>
                 <w:sz w:val="22"/>
               </w:rPr>
-              <w:t>rozwiązywanie zadań; warsztaty; Kryteria oceny; prezentacja mini-projektu; obrona projektu</w:t>
+              <w:t>prezentacja mini-projektu; obrona projektu</w:t>
             </w:r>
           </w:p>
         </w:tc>
@@ -4773,7 +4781,7 @@
                 <w:i w:val="0"/>
                 <w:sz w:val="22"/>
               </w:rPr>
-              <w:t>rozwiązywanie zadań; warsztaty; Kryteria oceny; prezentacja mini-projektu; obrona projektu</w:t>
+              <w:t>prezentacja mini-projektu; obrona projektu</w:t>
             </w:r>
           </w:p>
         </w:tc>
@@ -4831,7 +4839,7 @@
                 <w:i w:val="0"/>
                 <w:sz w:val="22"/>
               </w:rPr>
-              <w:t>rozwiązywanie zadań; warsztaty; Kryteria oceny; prezentacja mini-projektu; obrona projektu</w:t>
+              <w:t>prezentacja mini-projektu; obrona projektu</w:t>
             </w:r>
           </w:p>
         </w:tc>
@@ -4889,7 +4897,7 @@
                 <w:i w:val="0"/>
                 <w:sz w:val="22"/>
               </w:rPr>
-              <w:t>rozwiązywanie zadań; warsztaty; Kryteria oceny; prezentacja mini-projektu; obrona projektu</w:t>
+              <w:t>prezentacja mini-projektu; obrona projektu</w:t>
             </w:r>
           </w:p>
         </w:tc>
@@ -4947,7 +4955,7 @@
                 <w:i w:val="0"/>
                 <w:sz w:val="22"/>
               </w:rPr>
-              <w:t>rozwiązywanie zadań; warsztaty; Kryteria oceny; prezentacja mini-projektu; obrona projektu</w:t>
+              <w:t>prezentacja mini-projektu; obrona projektu</w:t>
             </w:r>
           </w:p>
         </w:tc>
@@ -5005,7 +5013,7 @@
                 <w:i w:val="0"/>
                 <w:sz w:val="22"/>
               </w:rPr>
-              <w:t>rozwiązywanie zadań; warsztaty; Kryteria oceny; prezentacja mini-projektu; obrona projektu</w:t>
+              <w:t>prezentacja mini-projektu; obrona projektu</w:t>
             </w:r>
           </w:p>
         </w:tc>
@@ -5063,7 +5071,7 @@
                 <w:i w:val="0"/>
                 <w:sz w:val="22"/>
               </w:rPr>
-              <w:t>rozwiązywanie zadań; warsztaty; Kryteria oceny; prezentacja mini-projektu; obrona projektu</w:t>
+              <w:t>prezentacja mini-projektu; obrona projektu</w:t>
             </w:r>
           </w:p>
         </w:tc>
@@ -5121,7 +5129,7 @@
                 <w:i w:val="0"/>
                 <w:sz w:val="22"/>
               </w:rPr>
-              <w:t>rozwiązywanie zadań; warsztaty; Kryteria oceny; prezentacja mini-projektu; obrona projektu</w:t>
+              <w:t>prezentacja mini-projektu; obrona projektu</w:t>
             </w:r>
           </w:p>
         </w:tc>
@@ -5179,7 +5187,7 @@
                 <w:i w:val="0"/>
                 <w:sz w:val="22"/>
               </w:rPr>
-              <w:t>rozwiązywanie zadań; warsztaty; Kryteria oceny; prezentacja mini-projektu; obrona projektu</w:t>
+              <w:t>prezentacja mini-projektu; obrona projektu</w:t>
             </w:r>
           </w:p>
         </w:tc>
@@ -5237,7 +5245,7 @@
                 <w:i w:val="0"/>
                 <w:sz w:val="22"/>
               </w:rPr>
-              <w:t>rozwiązywanie zadań; warsztaty; Kryteria oceny; prezentacja mini-projektu; obrona projektu</w:t>
+              <w:t>prezentacja mini-projektu; obrona projektu</w:t>
             </w:r>
           </w:p>
         </w:tc>
@@ -5295,7 +5303,7 @@
                 <w:i w:val="0"/>
                 <w:sz w:val="22"/>
               </w:rPr>
-              <w:t>rozwiązywanie zadań; warsztaty; Kryteria oceny; prezentacja mini-projektu; obrona projektu</w:t>
+              <w:t>prezentacja mini-projektu; obrona projektu</w:t>
             </w:r>
           </w:p>
         </w:tc>
@@ -5353,7 +5361,7 @@
                 <w:i w:val="0"/>
                 <w:sz w:val="22"/>
               </w:rPr>
-              <w:t>rozwiązywanie zadań; warsztaty; Kryteria oceny; prezentacja mini-projektu; obrona projektu</w:t>
+              <w:t>prezentacja mini-projektu; obrona projektu</w:t>
             </w:r>
           </w:p>
         </w:tc>
@@ -5411,7 +5419,7 @@
                 <w:i w:val="0"/>
                 <w:sz w:val="22"/>
               </w:rPr>
-              <w:t>rozwiązywanie zadań; warsztaty; Kryteria oceny; prezentacja mini-projektu; obrona projektu</w:t>
+              <w:t>prezentacja mini-projektu; obrona projektu</w:t>
             </w:r>
           </w:p>
         </w:tc>
@@ -5469,7 +5477,7 @@
                 <w:i w:val="0"/>
                 <w:sz w:val="22"/>
               </w:rPr>
-              <w:t>rozwiązywanie zadań; warsztaty; Kryteria oceny; prezentacja mini-projektu; obrona projektu</w:t>
+              <w:t>prezentacja mini-projektu; obrona projektu</w:t>
             </w:r>
           </w:p>
         </w:tc>
@@ -5527,7 +5535,7 @@
                 <w:i w:val="0"/>
                 <w:sz w:val="22"/>
               </w:rPr>
-              <w:t>rozwiązywanie zadań; warsztaty; Kryteria oceny; prezentacja mini-projektu; obrona projektu</w:t>
+              <w:t>prezentacja mini-projektu; obrona projektu</w:t>
             </w:r>
           </w:p>
         </w:tc>
@@ -5585,7 +5593,7 @@
                 <w:i w:val="0"/>
                 <w:sz w:val="22"/>
               </w:rPr>
-              <w:t>rozwiązywanie zadań; warsztaty; Kryteria oceny; prezentacja mini-projektu; obrona projektu</w:t>
+              <w:t>prezentacja mini-projektu; obrona projektu</w:t>
             </w:r>
           </w:p>
         </w:tc>
@@ -5643,7 +5651,7 @@
                 <w:i w:val="0"/>
                 <w:sz w:val="22"/>
               </w:rPr>
-              <w:t>rozwiązywanie zadań; warsztaty; Kryteria oceny; prezentacja mini-projektu; obrona projektu</w:t>
+              <w:t>prezentacja mini-projektu; obrona projektu</w:t>
             </w:r>
           </w:p>
         </w:tc>
@@ -5701,7 +5709,7 @@
                 <w:i w:val="0"/>
                 <w:sz w:val="22"/>
               </w:rPr>
-              <w:t>rozwiązywanie zadań; warsztaty; Kryteria oceny; prezentacja mini-projektu; obrona projektu</w:t>
+              <w:t>prezentacja mini-projektu; obrona projektu</w:t>
             </w:r>
           </w:p>
         </w:tc>
@@ -5759,7 +5767,7 @@
                 <w:i w:val="0"/>
                 <w:sz w:val="22"/>
               </w:rPr>
-              <w:t>rozwiązywanie zadań; warsztaty; Kryteria oceny; prezentacja mini-projektu; obrona projektu</w:t>
+              <w:t>prezentacja mini-projektu; obrona projektu</w:t>
             </w:r>
           </w:p>
         </w:tc>
@@ -5817,7 +5825,7 @@
                 <w:i w:val="0"/>
                 <w:sz w:val="22"/>
               </w:rPr>
-              <w:t>rozwiązywanie zadań; warsztaty; Kryteria oceny; prezentacja mini-projektu; obrona projektu</w:t>
+              <w:t>prezentacja mini-projektu; obrona projektu</w:t>
             </w:r>
           </w:p>
         </w:tc>
@@ -5875,7 +5883,7 @@
                 <w:i w:val="0"/>
                 <w:sz w:val="22"/>
               </w:rPr>
-              <w:t>rozwiązywanie zadań; warsztaty; Kryteria oceny; prezentacja mini-projektu; obrona projektu</w:t>
+              <w:t>prezentacja mini-projektu; obrona projektu</w:t>
             </w:r>
           </w:p>
         </w:tc>
@@ -5933,7 +5941,7 @@
                 <w:i w:val="0"/>
                 <w:sz w:val="22"/>
               </w:rPr>
-              <w:t>rozwiązywanie zadań; warsztaty; Kryteria oceny; prezentacja mini-projektu; obrona projektu</w:t>
+              <w:t>prezentacja mini-projektu; obrona projektu</w:t>
             </w:r>
           </w:p>
         </w:tc>
@@ -5991,7 +5999,7 @@
                 <w:i w:val="0"/>
                 <w:sz w:val="22"/>
               </w:rPr>
-              <w:t>rozwiązywanie zadań; warsztaty; Kryteria oceny; prezentacja mini-projektu; obrona projektu</w:t>
+              <w:t>prezentacja mini-projektu; obrona projektu</w:t>
             </w:r>
           </w:p>
         </w:tc>
@@ -6049,7 +6057,7 @@
                 <w:i w:val="0"/>
                 <w:sz w:val="22"/>
               </w:rPr>
-              <w:t>rozwiązywanie zadań; warsztaty; Kryteria oceny; prezentacja mini-projektu; obrona projektu</w:t>
+              <w:t>prezentacja mini-projektu; obrona projektu</w:t>
             </w:r>
           </w:p>
         </w:tc>
@@ -6107,7 +6115,7 @@
                 <w:i w:val="0"/>
                 <w:sz w:val="22"/>
               </w:rPr>
-              <w:t>rozwiązywanie zadań; warsztaty; Kryteria oceny; prezentacja mini-projektu; obrona projektu</w:t>
+              <w:t>prezentacja mini-projektu; obrona projektu</w:t>
             </w:r>
           </w:p>
         </w:tc>
@@ -6165,7 +6173,7 @@
                 <w:i w:val="0"/>
                 <w:sz w:val="22"/>
               </w:rPr>
-              <w:t>rozwiązywanie zadań; warsztaty; Kryteria oceny; prezentacja mini-projektu; obrona projektu</w:t>
+              <w:t>prezentacja mini-projektu; obrona projektu</w:t>
             </w:r>
           </w:p>
         </w:tc>
@@ -6223,7 +6231,7 @@
                 <w:i w:val="0"/>
                 <w:sz w:val="22"/>
               </w:rPr>
-              <w:t>rozwiązywanie zadań; warsztaty; Kryteria oceny; prezentacja mini-projektu; obrona projektu</w:t>
+              <w:t>prezentacja mini-projektu; obrona projektu</w:t>
             </w:r>
           </w:p>
         </w:tc>
@@ -6281,7 +6289,7 @@
                 <w:i w:val="0"/>
                 <w:sz w:val="22"/>
               </w:rPr>
-              <w:t>rozwiązywanie zadań; warsztaty; Kryteria oceny; prezentacja mini-projektu; obrona projektu</w:t>
+              <w:t>prezentacja mini-projektu; obrona projektu</w:t>
             </w:r>
           </w:p>
         </w:tc>
@@ -6339,7 +6347,7 @@
                 <w:i w:val="0"/>
                 <w:sz w:val="22"/>
               </w:rPr>
-              <w:t>rozwiązywanie zadań; warsztaty; Kryteria oceny; prezentacja mini-projektu; obrona projektu</w:t>
+              <w:t>prezentacja mini-projektu; obrona projektu</w:t>
             </w:r>
           </w:p>
         </w:tc>
@@ -6397,7 +6405,7 @@
                 <w:i w:val="0"/>
                 <w:sz w:val="22"/>
               </w:rPr>
-              <w:t>rozwiązywanie zadań; warsztaty; Kryteria oceny; prezentacja mini-projektu; obrona projektu</w:t>
+              <w:t>prezentacja mini-projektu; obrona projektu</w:t>
             </w:r>
           </w:p>
         </w:tc>
@@ -6455,7 +6463,7 @@
                 <w:i w:val="0"/>
                 <w:sz w:val="22"/>
               </w:rPr>
-              <w:t>rozwiązywanie zadań; warsztaty; Kryteria oceny; prezentacja mini-projektu; obrona projektu</w:t>
+              <w:t>prezentacja mini-projektu; obrona projektu</w:t>
             </w:r>
           </w:p>
         </w:tc>
@@ -6513,7 +6521,7 @@
                 <w:i w:val="0"/>
                 <w:sz w:val="22"/>
               </w:rPr>
-              <w:t>rozwiązywanie zadań; warsztaty; Kryteria oceny; prezentacja mini-projektu; obrona projektu</w:t>
+              <w:t>prezentacja mini-projektu; obrona projektu</w:t>
             </w:r>
           </w:p>
         </w:tc>
@@ -6571,7 +6579,7 @@
                 <w:i w:val="0"/>
                 <w:sz w:val="22"/>
               </w:rPr>
-              <w:t>rozwiązywanie zadań; warsztaty; Kryteria oceny; prezentacja mini-projektu; obrona projektu</w:t>
+              <w:t>prezentacja mini-projektu; obrona projektu</w:t>
             </w:r>
           </w:p>
         </w:tc>
@@ -6629,7 +6637,7 @@
                 <w:i w:val="0"/>
                 <w:sz w:val="22"/>
               </w:rPr>
-              <w:t>rozwiązywanie zadań; warsztaty; Kryteria oceny; prezentacja mini-projektu; obrona projektu</w:t>
+              <w:t>prezentacja mini-projektu; obrona projektu</w:t>
             </w:r>
           </w:p>
         </w:tc>
@@ -6687,7 +6695,7 @@
                 <w:i w:val="0"/>
                 <w:sz w:val="22"/>
               </w:rPr>
-              <w:t>rozwiązywanie zadań; warsztaty; Kryteria oceny; prezentacja mini-projektu; obrona projektu</w:t>
+              <w:t>prezentacja mini-projektu; obrona projektu</w:t>
             </w:r>
           </w:p>
         </w:tc>
@@ -6745,7 +6753,7 @@
                 <w:i w:val="0"/>
                 <w:sz w:val="22"/>
               </w:rPr>
-              <w:t>rozwiązywanie zadań; warsztaty; Kryteria oceny; prezentacja mini-projektu; obrona projektu</w:t>
+              <w:t>prezentacja mini-projektu; obrona projektu</w:t>
             </w:r>
           </w:p>
         </w:tc>
@@ -6803,7 +6811,7 @@
                 <w:i w:val="0"/>
                 <w:sz w:val="22"/>
               </w:rPr>
-              <w:t>rozwiązywanie zadań; warsztaty; Kryteria oceny; prezentacja mini-projektu; obrona projektu</w:t>
+              <w:t>prezentacja mini-projektu; obrona projektu</w:t>
             </w:r>
           </w:p>
         </w:tc>
@@ -6861,7 +6869,7 @@
                 <w:i w:val="0"/>
                 <w:sz w:val="22"/>
               </w:rPr>
-              <w:t>rozwiązywanie zadań; warsztaty; Kryteria oceny; prezentacja mini-projektu; obrona projektu</w:t>
+              <w:t>prezentacja mini-projektu; obrona projektu</w:t>
             </w:r>
           </w:p>
         </w:tc>
@@ -6919,7 +6927,7 @@
                 <w:i w:val="0"/>
                 <w:sz w:val="22"/>
               </w:rPr>
-              <w:t>rozwiązywanie zadań; warsztaty; Kryteria oceny; prezentacja mini-projektu; obrona projektu</w:t>
+              <w:t>prezentacja mini-projektu; obrona projektu</w:t>
             </w:r>
           </w:p>
         </w:tc>
@@ -6977,7 +6985,7 @@
                 <w:i w:val="0"/>
                 <w:sz w:val="22"/>
               </w:rPr>
-              <w:t>rozwiązywanie zadań; warsztaty; Kryteria oceny; prezentacja mini-projektu; obrona projektu</w:t>
+              <w:t>prezentacja mini-projektu; obrona projektu</w:t>
             </w:r>
           </w:p>
         </w:tc>
@@ -7035,7 +7043,7 @@
                 <w:i w:val="0"/>
                 <w:sz w:val="22"/>
               </w:rPr>
-              <w:t>rozwiązywanie zadań; warsztaty; Kryteria oceny; prezentacja mini-projektu; obrona projektu</w:t>
+              <w:t>prezentacja mini-projektu; obrona projektu</w:t>
             </w:r>
           </w:p>
         </w:tc>
@@ -7093,7 +7101,7 @@
                 <w:i w:val="0"/>
                 <w:sz w:val="22"/>
               </w:rPr>
-              <w:t>rozwiązywanie zadań; warsztaty; Kryteria oceny; prezentacja mini-projektu; obrona projektu</w:t>
+              <w:t>prezentacja mini-projektu; obrona projektu</w:t>
             </w:r>
           </w:p>
         </w:tc>
@@ -7151,7 +7159,7 @@
                 <w:i w:val="0"/>
                 <w:sz w:val="22"/>
               </w:rPr>
-              <w:t>rozwiązywanie zadań; warsztaty; Kryteria oceny; prezentacja mini-projektu; obrona projektu</w:t>
+              <w:t>prezentacja mini-projektu; obrona projektu</w:t>
             </w:r>
           </w:p>
         </w:tc>
@@ -7209,7 +7217,7 @@
                 <w:i w:val="0"/>
                 <w:sz w:val="22"/>
               </w:rPr>
-              <w:t>rozwiązywanie zadań; warsztaty; Kryteria oceny; prezentacja mini-projektu; obrona projektu</w:t>
+              <w:t>prezentacja mini-projektu; obrona projektu</w:t>
             </w:r>
           </w:p>
         </w:tc>
@@ -7267,7 +7275,7 @@
                 <w:i w:val="0"/>
                 <w:sz w:val="22"/>
               </w:rPr>
-              <w:t>rozwiązywanie zadań; warsztaty; Kryteria oceny; prezentacja mini-projektu; obrona projektu</w:t>
+              <w:t>prezentacja mini-projektu; obrona projektu</w:t>
             </w:r>
           </w:p>
         </w:tc>
@@ -7325,7 +7333,7 @@
                 <w:i w:val="0"/>
                 <w:sz w:val="22"/>
               </w:rPr>
-              <w:t>rozwiązywanie zadań; warsztaty; Kryteria oceny; prezentacja mini-projektu; obrona projektu</w:t>
+              <w:t>prezentacja mini-projektu; obrona projektu</w:t>
             </w:r>
           </w:p>
         </w:tc>
@@ -7383,7 +7391,7 @@
                 <w:i w:val="0"/>
                 <w:sz w:val="22"/>
               </w:rPr>
-              <w:t>rozwiązywanie zadań; warsztaty; Kryteria oceny; prezentacja mini-projektu; obrona projektu</w:t>
+              <w:t>prezentacja mini-projektu; obrona projektu</w:t>
             </w:r>
           </w:p>
         </w:tc>
@@ -7441,7 +7449,7 @@
                 <w:i w:val="0"/>
                 <w:sz w:val="22"/>
               </w:rPr>
-              <w:t>rozwiązywanie zadań; warsztaty; Kryteria oceny; prezentacja mini-projektu; obrona projektu</w:t>
+              <w:t>prezentacja mini-projektu; obrona projektu</w:t>
             </w:r>
           </w:p>
         </w:tc>
@@ -7499,7 +7507,7 @@
                 <w:i w:val="0"/>
                 <w:sz w:val="22"/>
               </w:rPr>
-              <w:t>rozwiązywanie zadań; warsztaty; Kryteria oceny; prezentacja mini-projektu; obrona projektu</w:t>
+              <w:t>prezentacja mini-projektu; obrona projektu</w:t>
             </w:r>
           </w:p>
         </w:tc>
@@ -7557,7 +7565,7 @@
                 <w:i w:val="0"/>
                 <w:sz w:val="22"/>
               </w:rPr>
-              <w:t>rozwiązywanie zadań; warsztaty; Kryteria oceny; prezentacja mini-projektu; obrona projektu</w:t>
+              <w:t>prezentacja mini-projektu; obrona projektu</w:t>
             </w:r>
           </w:p>
         </w:tc>
@@ -7615,7 +7623,7 @@
                 <w:i w:val="0"/>
                 <w:sz w:val="22"/>
               </w:rPr>
-              <w:t>rozwiązywanie zadań; warsztaty; Kryteria oceny; prezentacja mini-projektu; obrona projektu</w:t>
+              <w:t>prezentacja mini-projektu; obrona projektu</w:t>
             </w:r>
           </w:p>
         </w:tc>
@@ -7673,7 +7681,7 @@
                 <w:i w:val="0"/>
                 <w:sz w:val="22"/>
               </w:rPr>
-              <w:t>rozwiązywanie zadań; warsztaty; Kryteria oceny; prezentacja mini-projektu; obrona projektu</w:t>
+              <w:t>prezentacja mini-projektu; obrona projektu</w:t>
             </w:r>
           </w:p>
         </w:tc>
@@ -7731,7 +7739,7 @@
                 <w:i w:val="0"/>
                 <w:sz w:val="22"/>
               </w:rPr>
-              <w:t>rozwiązywanie zadań; warsztaty; Kryteria oceny; prezentacja mini-projektu; obrona projektu</w:t>
+              <w:t>prezentacja mini-projektu; obrona projektu</w:t>
             </w:r>
           </w:p>
         </w:tc>
@@ -7789,7 +7797,7 @@
                 <w:i w:val="0"/>
                 <w:sz w:val="22"/>
               </w:rPr>
-              <w:t>rozwiązywanie zadań; warsztaty; Kryteria oceny; prezentacja mini-projektu; obrona projektu</w:t>
+              <w:t>prezentacja mini-projektu; obrona projektu</w:t>
             </w:r>
           </w:p>
         </w:tc>
@@ -7847,7 +7855,7 @@
                 <w:i w:val="0"/>
                 <w:sz w:val="22"/>
               </w:rPr>
-              <w:t>rozwiązywanie zadań; warsztaty; Kryteria oceny; prezentacja mini-projektu; obrona projektu</w:t>
+              <w:t>prezentacja mini-projektu; obrona projektu</w:t>
             </w:r>
           </w:p>
         </w:tc>
@@ -7905,7 +7913,7 @@
                 <w:i w:val="0"/>
                 <w:sz w:val="22"/>
               </w:rPr>
-              <w:t>rozwiązywanie zadań; warsztaty; Kryteria oceny; prezentacja mini-projektu; obrona projektu</w:t>
+              <w:t>prezentacja mini-projektu; obrona projektu</w:t>
             </w:r>
           </w:p>
         </w:tc>
@@ -7963,7 +7971,7 @@
                 <w:i w:val="0"/>
                 <w:sz w:val="22"/>
               </w:rPr>
-              <w:t>rozwiązywanie zadań; warsztaty; Kryteria oceny; prezentacja mini-projektu; obrona projektu</w:t>
+              <w:t>prezentacja mini-projektu; obrona projektu</w:t>
             </w:r>
           </w:p>
         </w:tc>
@@ -8021,7 +8029,7 @@
                 <w:i w:val="0"/>
                 <w:sz w:val="22"/>
               </w:rPr>
-              <w:t>rozwiązywanie zadań; warsztaty; Kryteria oceny; prezentacja mini-projektu; obrona projektu</w:t>
+              <w:t>prezentacja mini-projektu; obrona projektu</w:t>
             </w:r>
           </w:p>
         </w:tc>
@@ -8079,7 +8087,7 @@
                 <w:i w:val="0"/>
                 <w:sz w:val="22"/>
               </w:rPr>
-              <w:t>rozwiązywanie zadań; warsztaty; Kryteria oceny; prezentacja mini-projektu; obrona projektu</w:t>
+              <w:t>prezentacja mini-projektu; obrona projektu</w:t>
             </w:r>
           </w:p>
         </w:tc>
@@ -8137,7 +8145,7 @@
                 <w:i w:val="0"/>
                 <w:sz w:val="22"/>
               </w:rPr>
-              <w:t>rozwiązywanie zadań; warsztaty; Kryteria oceny; prezentacja mini-projektu; obrona projektu</w:t>
+              <w:t>prezentacja mini-projektu; obrona projektu</w:t>
             </w:r>
           </w:p>
         </w:tc>
@@ -8195,7 +8203,7 @@
                 <w:i w:val="0"/>
                 <w:sz w:val="22"/>
               </w:rPr>
-              <w:t>rozwiązywanie zadań; warsztaty; Kryteria oceny; prezentacja mini-projektu; obrona projektu</w:t>
+              <w:t>prezentacja mini-projektu; obrona projektu</w:t>
             </w:r>
           </w:p>
         </w:tc>
@@ -8253,7 +8261,7 @@
                 <w:i w:val="0"/>
                 <w:sz w:val="22"/>
               </w:rPr>
-              <w:t>rozwiązywanie zadań; warsztaty; Kryteria oceny; prezentacja mini-projektu; obrona projektu</w:t>
+              <w:t>prezentacja mini-projektu; obrona projektu</w:t>
             </w:r>
           </w:p>
         </w:tc>
@@ -8311,7 +8319,7 @@
                 <w:i w:val="0"/>
                 <w:sz w:val="22"/>
               </w:rPr>
-              <w:t>rozwiązywanie zadań; warsztaty; Kryteria oceny; prezentacja mini-projektu; obrona projektu</w:t>
+              <w:t>prezentacja mini-projektu; obrona projektu</w:t>
             </w:r>
           </w:p>
         </w:tc>
@@ -8369,7 +8377,7 @@
                 <w:i w:val="0"/>
                 <w:sz w:val="22"/>
               </w:rPr>
-              <w:t>rozwiązywanie zadań; warsztaty; Kryteria oceny; prezentacja mini-projektu; obrona projektu</w:t>
+              <w:t>prezentacja mini-projektu; obrona projektu</w:t>
             </w:r>
           </w:p>
         </w:tc>
@@ -8427,7 +8435,7 @@
                 <w:i w:val="0"/>
                 <w:sz w:val="22"/>
               </w:rPr>
-              <w:t>rozwiązywanie zadań; warsztaty; Kryteria oceny; prezentacja mini-projektu; obrona projektu</w:t>
+              <w:t>prezentacja mini-projektu; obrona projektu</w:t>
             </w:r>
           </w:p>
         </w:tc>
@@ -8485,7 +8493,7 @@
                 <w:i w:val="0"/>
                 <w:sz w:val="22"/>
               </w:rPr>
-              <w:t>rozwiązywanie zadań; warsztaty; Kryteria oceny; prezentacja mini-projektu; obrona projektu</w:t>
+              <w:t>prezentacja mini-projektu; obrona projektu</w:t>
             </w:r>
           </w:p>
         </w:tc>
@@ -8543,7 +8551,7 @@
                 <w:i w:val="0"/>
                 <w:sz w:val="22"/>
               </w:rPr>
-              <w:t>rozwiązywanie zadań; warsztaty; Kryteria oceny; prezentacja mini-projektu; obrona projektu</w:t>
+              <w:t>prezentacja mini-projektu; obrona projektu</w:t>
             </w:r>
           </w:p>
         </w:tc>
@@ -8601,7 +8609,7 @@
                 <w:i w:val="0"/>
                 <w:sz w:val="22"/>
               </w:rPr>
-              <w:t>rozwiązywanie zadań; warsztaty; Kryteria oceny; prezentacja mini-projektu; obrona projektu</w:t>
+              <w:t>prezentacja mini-projektu; obrona projektu</w:t>
             </w:r>
           </w:p>
         </w:tc>
@@ -8659,7 +8667,7 @@
                 <w:i w:val="0"/>
                 <w:sz w:val="22"/>
               </w:rPr>
-              <w:t>rozwiązywanie zadań; warsztaty; Kryteria oceny; prezentacja mini-projektu; obrona projektu</w:t>
+              <w:t>prezentacja mini-projektu; obrona projektu</w:t>
             </w:r>
           </w:p>
         </w:tc>
@@ -8717,7 +8725,7 @@
                 <w:i w:val="0"/>
                 <w:sz w:val="22"/>
               </w:rPr>
-              <w:t>rozwiązywanie zadań; warsztaty; Kryteria oceny; prezentacja mini-projektu; obrona projektu</w:t>
+              <w:t>prezentacja mini-projektu; obrona projektu</w:t>
             </w:r>
           </w:p>
         </w:tc>
@@ -8775,7 +8783,7 @@
                 <w:i w:val="0"/>
                 <w:sz w:val="22"/>
               </w:rPr>
-              <w:t>rozwiązywanie zadań; warsztaty; Kryteria oceny; prezentacja mini-projektu; obrona projektu</w:t>
+              <w:t>prezentacja mini-projektu; obrona projektu</w:t>
             </w:r>
           </w:p>
         </w:tc>
@@ -8833,7 +8841,7 @@
                 <w:i w:val="0"/>
                 <w:sz w:val="22"/>
               </w:rPr>
-              <w:t>rozwiązywanie zadań; warsztaty; Kryteria oceny; prezentacja mini-projektu; obrona projektu</w:t>
+              <w:t>prezentacja mini-projektu; obrona projektu</w:t>
             </w:r>
           </w:p>
         </w:tc>
@@ -8891,7 +8899,7 @@
                 <w:i w:val="0"/>
                 <w:sz w:val="22"/>
               </w:rPr>
-              <w:t>rozwiązywanie zadań; warsztaty; Kryteria oceny; prezentacja mini-projektu; obrona projektu</w:t>
+              <w:t>prezentacja mini-projektu; obrona projektu</w:t>
             </w:r>
           </w:p>
         </w:tc>
@@ -8949,7 +8957,7 @@
                 <w:i w:val="0"/>
                 <w:sz w:val="22"/>
               </w:rPr>
-              <w:t>rozwiązywanie zadań; warsztaty; Kryteria oceny; prezentacja mini-projektu; obrona projektu</w:t>
+              <w:t>prezentacja mini-projektu; obrona projektu</w:t>
             </w:r>
           </w:p>
         </w:tc>
@@ -9007,7 +9015,7 @@
                 <w:i w:val="0"/>
                 <w:sz w:val="22"/>
               </w:rPr>
-              <w:t>rozwiązywanie zadań; warsztaty; Kryteria oceny; prezentacja mini-projektu; obrona projektu</w:t>
+              <w:t>prezentacja mini-projektu; obrona projektu</w:t>
             </w:r>
           </w:p>
         </w:tc>
@@ -9065,7 +9073,7 @@
                 <w:i w:val="0"/>
                 <w:sz w:val="22"/>
               </w:rPr>
-              <w:t>rozwiązywanie zadań; warsztaty; Kryteria oceny; prezentacja mini-projektu; obrona projektu</w:t>
+              <w:t>prezentacja mini-projektu; obrona projektu</w:t>
             </w:r>
           </w:p>
         </w:tc>
@@ -9123,7 +9131,7 @@
                 <w:i w:val="0"/>
                 <w:sz w:val="22"/>
               </w:rPr>
-              <w:t>rozwiązywanie zadań; warsztaty; Kryteria oceny; prezentacja mini-projektu; obrona projektu</w:t>
+              <w:t>prezentacja mini-projektu; obrona projektu</w:t>
             </w:r>
           </w:p>
         </w:tc>
@@ -9181,7 +9189,7 @@
                 <w:i w:val="0"/>
                 <w:sz w:val="22"/>
               </w:rPr>
-              <w:t>rozwiązywanie zadań; warsztaty; Kryteria oceny; prezentacja mini-projektu; obrona projektu</w:t>
+              <w:t>prezentacja mini-projektu; obrona projektu</w:t>
             </w:r>
           </w:p>
         </w:tc>
@@ -9239,7 +9247,7 @@
                 <w:i w:val="0"/>
                 <w:sz w:val="22"/>
               </w:rPr>
-              <w:t>rozwiązywanie zadań; warsztaty; Kryteria oceny; prezentacja mini-projektu; obrona projektu</w:t>
+              <w:t>prezentacja mini-projektu; obrona projektu</w:t>
             </w:r>
           </w:p>
         </w:tc>
@@ -9297,7 +9305,7 @@
                 <w:i w:val="0"/>
                 <w:sz w:val="22"/>
               </w:rPr>
-              <w:t>rozwiązywanie zadań; warsztaty; Kryteria oceny; prezentacja mini-projektu; obrona projektu</w:t>
+              <w:t>prezentacja mini-projektu; obrona projektu</w:t>
             </w:r>
           </w:p>
         </w:tc>
@@ -9355,7 +9363,7 @@
                 <w:i w:val="0"/>
                 <w:sz w:val="22"/>
               </w:rPr>
-              <w:t>rozwiązywanie zadań; warsztaty; Kryteria oceny; prezentacja mini-projektu; obrona projektu</w:t>
+              <w:t>prezentacja mini-projektu; obrona projektu</w:t>
             </w:r>
           </w:p>
         </w:tc>
@@ -9413,7 +9421,7 @@
                 <w:i w:val="0"/>
                 <w:sz w:val="22"/>
               </w:rPr>
-              <w:t>rozwiązywanie zadań; warsztaty; Kryteria oceny; prezentacja mini-projektu; obrona projektu</w:t>
+              <w:t>prezentacja mini-projektu; obrona projektu</w:t>
             </w:r>
           </w:p>
         </w:tc>
@@ -9471,7 +9479,7 @@
                 <w:i w:val="0"/>
                 <w:sz w:val="22"/>
               </w:rPr>
-              <w:t>rozwiązywanie zadań; warsztaty; Kryteria oceny; prezentacja mini-projektu; obrona projektu</w:t>
+              <w:t>prezentacja mini-projektu; obrona projektu</w:t>
             </w:r>
           </w:p>
         </w:tc>
@@ -9529,7 +9537,7 @@
                 <w:i w:val="0"/>
                 <w:sz w:val="22"/>
               </w:rPr>
-              <w:t>rozwiązywanie zadań; warsztaty; Kryteria oceny; prezentacja mini-projektu; obrona projektu</w:t>
+              <w:t>prezentacja mini-projektu; obrona projektu</w:t>
             </w:r>
           </w:p>
         </w:tc>
@@ -9587,7 +9595,7 @@
                 <w:i w:val="0"/>
                 <w:sz w:val="22"/>
               </w:rPr>
-              <w:t>rozwiązywanie zadań; warsztaty; Kryteria oceny; prezentacja mini-projektu; obrona projektu</w:t>
+              <w:t>prezentacja mini-projektu; obrona projektu</w:t>
             </w:r>
           </w:p>
         </w:tc>
@@ -9645,7 +9653,7 @@
                 <w:i w:val="0"/>
                 <w:sz w:val="22"/>
               </w:rPr>
-              <w:t>rozwiązywanie zadań; warsztaty; Kryteria oceny; prezentacja mini-projektu; obrona projektu</w:t>
+              <w:t>prezentacja mini-projektu; obrona projektu</w:t>
             </w:r>
           </w:p>
         </w:tc>
@@ -9703,7 +9711,7 @@
                 <w:i w:val="0"/>
                 <w:sz w:val="22"/>
               </w:rPr>
-              <w:t>rozwiązywanie zadań; warsztaty; Kryteria oceny; prezentacja mini-projektu; obrona projektu</w:t>
+              <w:t>prezentacja mini-projektu; obrona projektu</w:t>
             </w:r>
           </w:p>
         </w:tc>
@@ -9761,7 +9769,7 @@
                 <w:i w:val="0"/>
                 <w:sz w:val="22"/>
               </w:rPr>
-              <w:t>rozwiązywanie zadań; warsztaty; Kryteria oceny; prezentacja mini-projektu; obrona projektu</w:t>
+              <w:t>prezentacja mini-projektu; obrona projektu</w:t>
             </w:r>
           </w:p>
         </w:tc>
@@ -9819,7 +9827,7 @@
                 <w:i w:val="0"/>
                 <w:sz w:val="22"/>
               </w:rPr>
-              <w:t>rozwiązywanie zadań; warsztaty; Kryteria oceny; prezentacja mini-projektu; obrona projektu</w:t>
+              <w:t>prezentacja mini-projektu; obrona projektu</w:t>
             </w:r>
           </w:p>
         </w:tc>
@@ -9877,7 +9885,7 @@
                 <w:i w:val="0"/>
                 <w:sz w:val="22"/>
               </w:rPr>
-              <w:t>rozwiązywanie zadań; warsztaty; Kryteria oceny; prezentacja mini-projektu; obrona projektu</w:t>
+              <w:t>prezentacja mini-projektu; obrona projektu</w:t>
             </w:r>
           </w:p>
         </w:tc>
@@ -10040,7 +10048,7 @@
                 <w:i w:val="0"/>
                 <w:sz w:val="22"/>
               </w:rPr>
-              <w:t>rozwiązywanie zadań; warsztaty; Kryteria oceny; prezentacja mini-projektu; obrona projektu</w:t>
+              <w:t>prezentacja mini-projektu; obrona projektu</w:t>
             </w:r>
           </w:p>
         </w:tc>
@@ -10098,7 +10106,7 @@
                 <w:i w:val="0"/>
                 <w:sz w:val="22"/>
               </w:rPr>
-              <w:t>rozwiązywanie zadań; warsztaty; Kryteria oceny; prezentacja mini-projektu; obrona projektu</w:t>
+              <w:t>prezentacja mini-projektu; obrona projektu</w:t>
             </w:r>
           </w:p>
         </w:tc>
@@ -10261,7 +10269,7 @@
                 <w:i w:val="0"/>
                 <w:sz w:val="22"/>
               </w:rPr>
-              <w:t>rozwiązywanie zadań; warsztaty; Kryteria oceny; prezentacja mini-projektu; obrona projektu</w:t>
+              <w:t>prezentacja mini-projektu; obrona projektu</w:t>
             </w:r>
           </w:p>
         </w:tc>
@@ -10319,7 +10327,7 @@
                 <w:i w:val="0"/>
                 <w:sz w:val="22"/>
               </w:rPr>
-              <w:t>rozwiązywanie zadań; warsztaty; Kryteria oceny; prezentacja mini-projektu; obrona projektu</w:t>
+              <w:t>prezentacja mini-projektu; obrona projektu</w:t>
             </w:r>
           </w:p>
         </w:tc>
